--- a/docs/reference/2026-jun-aug/10-ui-ux-patterns.md.docx
+++ b/docs/reference/2026-jun-aug/10-ui-ux-patterns.md.docx
@@ -7,7 +7,7 @@
         <w:pStyle w:val="Heading1"/>
         <w:rPr/>
       </w:pPr>
-      <w:bookmarkStart w:colFirst="0" w:colLast="0" w:name="_60hvnciwo5c" w:id="0"/>
+      <w:bookmarkStart w:colFirst="0" w:colLast="0" w:name="_31mad41q2u61" w:id="0"/>
       <w:bookmarkEnd w:id="0"/>
       <w:r>
         <w:rPr>
@@ -32,7 +32,7 @@
         <w:pStyle w:val="Heading2"/>
         <w:rPr/>
       </w:pPr>
-      <w:bookmarkStart w:colFirst="0" w:colLast="0" w:name="_hkkblz78gzc9" w:id="1"/>
+      <w:bookmarkStart w:colFirst="0" w:colLast="0" w:name="_2mun117etz2u" w:id="1"/>
       <w:bookmarkEnd w:id="1"/>
       <w:r>
         <w:rPr>
@@ -48,6 +48,7 @@
           <w:numId w:val="1"/>
         </w:numPr>
         <w:ind w:left="720" w:hanging="360"/>
+        <w:rPr/>
       </w:pPr>
       <w:r>
         <w:rPr>
@@ -77,6 +78,7 @@
           <w:numId w:val="1"/>
         </w:numPr>
         <w:ind w:left="720" w:hanging="360"/>
+        <w:rPr/>
       </w:pPr>
       <w:r>
         <w:rPr>
@@ -120,6 +122,7 @@
           <w:numId w:val="1"/>
         </w:numPr>
         <w:ind w:left="720" w:hanging="360"/>
+        <w:rPr/>
       </w:pPr>
       <w:r>
         <w:rPr>
@@ -141,7 +144,7 @@
         <w:pStyle w:val="Heading2"/>
         <w:rPr/>
       </w:pPr>
-      <w:bookmarkStart w:colFirst="0" w:colLast="0" w:name="_4m2anb8ga9nu" w:id="2"/>
+      <w:bookmarkStart w:colFirst="0" w:colLast="0" w:name="_3a9mty368iks" w:id="2"/>
       <w:bookmarkEnd w:id="2"/>
       <w:r>
         <w:rPr>
@@ -208,7 +211,7 @@
         <w:pStyle w:val="Heading3"/>
         <w:rPr/>
       </w:pPr>
-      <w:bookmarkStart w:colFirst="0" w:colLast="0" w:name="_51v1xlqdayfg" w:id="3"/>
+      <w:bookmarkStart w:colFirst="0" w:colLast="0" w:name="_mwixfgyx2uea" w:id="3"/>
       <w:bookmarkEnd w:id="3"/>
       <w:r>
         <w:rPr>
@@ -1331,7 +1334,7 @@
         <w:pStyle w:val="Heading3"/>
         <w:rPr/>
       </w:pPr>
-      <w:bookmarkStart w:colFirst="0" w:colLast="0" w:name="_vumqcque0zj1" w:id="4"/>
+      <w:bookmarkStart w:colFirst="0" w:colLast="0" w:name="_nbvrjl1pci5m" w:id="4"/>
       <w:bookmarkEnd w:id="4"/>
       <w:r>
         <w:rPr>
@@ -2289,7 +2292,7 @@
         <w:pStyle w:val="Heading3"/>
         <w:rPr/>
       </w:pPr>
-      <w:bookmarkStart w:colFirst="0" w:colLast="0" w:name="_9muv5kyq1oad" w:id="5"/>
+      <w:bookmarkStart w:colFirst="0" w:colLast="0" w:name="_k6a1legwrfr0" w:id="5"/>
       <w:bookmarkEnd w:id="5"/>
       <w:r>
         <w:rPr>
@@ -2305,6 +2308,7 @@
           <w:numId w:val="1"/>
         </w:numPr>
         <w:ind w:left="720" w:hanging="360"/>
+        <w:rPr/>
       </w:pPr>
       <w:r>
         <w:rPr>
@@ -2342,6 +2346,7 @@
           <w:numId w:val="1"/>
         </w:numPr>
         <w:ind w:left="720" w:hanging="360"/>
+        <w:rPr/>
       </w:pPr>
       <w:r>
         <w:rPr>
@@ -2379,6 +2384,7 @@
           <w:numId w:val="1"/>
         </w:numPr>
         <w:ind w:left="720" w:hanging="360"/>
+        <w:rPr/>
       </w:pPr>
       <w:r>
         <w:rPr>
@@ -2414,7 +2420,7 @@
         <w:pStyle w:val="Heading2"/>
         <w:rPr/>
       </w:pPr>
-      <w:bookmarkStart w:colFirst="0" w:colLast="0" w:name="_xcijpohf51z3" w:id="6"/>
+      <w:bookmarkStart w:colFirst="0" w:colLast="0" w:name="_u9c3h99cu3bh" w:id="6"/>
       <w:bookmarkEnd w:id="6"/>
       <w:r>
         <w:rPr>
@@ -2474,6 +2480,7 @@
           <w:numId w:val="1"/>
         </w:numPr>
         <w:ind w:left="720" w:hanging="360"/>
+        <w:rPr/>
       </w:pPr>
       <w:r>
         <w:rPr>
@@ -2510,6 +2517,7 @@
           <w:numId w:val="1"/>
         </w:numPr>
         <w:ind w:left="720" w:hanging="360"/>
+        <w:rPr/>
       </w:pPr>
       <w:r>
         <w:rPr>
@@ -2533,6 +2541,7 @@
           <w:numId w:val="1"/>
         </w:numPr>
         <w:ind w:left="720" w:hanging="360"/>
+        <w:rPr/>
       </w:pPr>
       <w:r>
         <w:rPr>
@@ -2556,6 +2565,7 @@
           <w:numId w:val="1"/>
         </w:numPr>
         <w:ind w:left="720" w:hanging="360"/>
+        <w:rPr/>
       </w:pPr>
       <w:r>
         <w:rPr>
@@ -2579,6 +2589,7 @@
           <w:numId w:val="1"/>
         </w:numPr>
         <w:ind w:left="720" w:hanging="360"/>
+        <w:rPr/>
       </w:pPr>
       <w:r>
         <w:rPr>
@@ -2738,7 +2749,7 @@
         <w:pStyle w:val="Heading2"/>
         <w:rPr/>
       </w:pPr>
-      <w:bookmarkStart w:colFirst="0" w:colLast="0" w:name="_3lp73hqrvzhn" w:id="7"/>
+      <w:bookmarkStart w:colFirst="0" w:colLast="0" w:name="_xd5709wsr3fw" w:id="7"/>
       <w:bookmarkEnd w:id="7"/>
       <w:r>
         <w:rPr>
@@ -2798,6 +2809,7 @@
           <w:numId w:val="1"/>
         </w:numPr>
         <w:ind w:left="720" w:hanging="360"/>
+        <w:rPr/>
       </w:pPr>
       <w:r>
         <w:rPr>
@@ -2813,6 +2825,7 @@
           <w:numId w:val="1"/>
         </w:numPr>
         <w:ind w:left="720" w:hanging="360"/>
+        <w:rPr/>
       </w:pPr>
       <w:r>
         <w:rPr>
@@ -2864,6 +2877,7 @@
           <w:numId w:val="1"/>
         </w:numPr>
         <w:ind w:left="720" w:hanging="360"/>
+        <w:rPr/>
       </w:pPr>
       <w:r>
         <w:rPr>
@@ -2887,6 +2901,7 @@
           <w:numId w:val="1"/>
         </w:numPr>
         <w:ind w:left="720" w:hanging="360"/>
+        <w:rPr/>
       </w:pPr>
       <w:r>
         <w:rPr>
@@ -2908,7 +2923,7 @@
         <w:pStyle w:val="Heading2"/>
         <w:rPr/>
       </w:pPr>
-      <w:bookmarkStart w:colFirst="0" w:colLast="0" w:name="_s6z2kop926gh" w:id="8"/>
+      <w:bookmarkStart w:colFirst="0" w:colLast="0" w:name="_63vxjugoj0w" w:id="8"/>
       <w:bookmarkEnd w:id="8"/>
       <w:r>
         <w:rPr>
@@ -3434,7 +3449,7 @@
         <w:pStyle w:val="Heading3"/>
         <w:rPr/>
       </w:pPr>
-      <w:bookmarkStart w:colFirst="0" w:colLast="0" w:name="_kfp1canes40c" w:id="9"/>
+      <w:bookmarkStart w:colFirst="0" w:colLast="0" w:name="_h8dww9z0lclr" w:id="9"/>
       <w:bookmarkEnd w:id="9"/>
       <w:r>
         <w:rPr>
@@ -3450,6 +3465,7 @@
           <w:numId w:val="1"/>
         </w:numPr>
         <w:ind w:left="720" w:hanging="360"/>
+        <w:rPr/>
       </w:pPr>
       <w:r>
         <w:rPr>
@@ -3487,6 +3503,7 @@
           <w:numId w:val="1"/>
         </w:numPr>
         <w:ind w:left="720" w:hanging="360"/>
+        <w:rPr/>
       </w:pPr>
       <w:r>
         <w:rPr>
@@ -3510,6 +3527,7 @@
           <w:numId w:val="1"/>
         </w:numPr>
         <w:ind w:left="720" w:hanging="360"/>
+        <w:rPr/>
       </w:pPr>
       <w:r>
         <w:rPr>
@@ -3545,7 +3563,7 @@
         <w:pStyle w:val="Heading2"/>
         <w:rPr/>
       </w:pPr>
-      <w:bookmarkStart w:colFirst="0" w:colLast="0" w:name="_k93uccp5wx8s" w:id="10"/>
+      <w:bookmarkStart w:colFirst="0" w:colLast="0" w:name="_n0b5499cf4ka" w:id="10"/>
       <w:bookmarkEnd w:id="10"/>
       <w:r>
         <w:rPr>
@@ -3620,7 +3638,7 @@
         <w:pStyle w:val="Heading2"/>
         <w:rPr/>
       </w:pPr>
-      <w:bookmarkStart w:colFirst="0" w:colLast="0" w:name="_v8loid54hxru" w:id="11"/>
+      <w:bookmarkStart w:colFirst="0" w:colLast="0" w:name="_uox23hj16bsx" w:id="11"/>
       <w:bookmarkEnd w:id="11"/>
       <w:r>
         <w:rPr>
@@ -3680,6 +3698,7 @@
           <w:numId w:val="1"/>
         </w:numPr>
         <w:ind w:left="720" w:hanging="360"/>
+        <w:rPr/>
       </w:pPr>
       <w:r>
         <w:rPr>
@@ -3703,6 +3722,7 @@
           <w:numId w:val="1"/>
         </w:numPr>
         <w:ind w:left="720" w:hanging="360"/>
+        <w:rPr/>
       </w:pPr>
       <w:r>
         <w:rPr>
@@ -3768,6 +3788,7 @@
           <w:numId w:val="1"/>
         </w:numPr>
         <w:ind w:left="720" w:hanging="360"/>
+        <w:rPr/>
       </w:pPr>
       <w:r>
         <w:rPr>
@@ -3791,6 +3812,7 @@
           <w:numId w:val="1"/>
         </w:numPr>
         <w:ind w:left="720" w:hanging="360"/>
+        <w:rPr/>
       </w:pPr>
       <w:r>
         <w:rPr>
@@ -3812,7 +3834,7 @@
         <w:pStyle w:val="Heading2"/>
         <w:rPr/>
       </w:pPr>
-      <w:bookmarkStart w:colFirst="0" w:colLast="0" w:name="_oc2ms0dbyl5r" w:id="12"/>
+      <w:bookmarkStart w:colFirst="0" w:colLast="0" w:name="_qggm4ay4kzi0" w:id="12"/>
       <w:bookmarkEnd w:id="12"/>
       <w:r>
         <w:rPr>
@@ -3828,6 +3850,7 @@
           <w:numId w:val="1"/>
         </w:numPr>
         <w:ind w:left="720" w:hanging="360"/>
+        <w:rPr/>
       </w:pPr>
       <w:r>
         <w:rPr>
@@ -3851,6 +3874,7 @@
           <w:numId w:val="1"/>
         </w:numPr>
         <w:ind w:left="720" w:hanging="360"/>
+        <w:rPr/>
       </w:pPr>
       <w:r>
         <w:rPr>
@@ -3880,6 +3904,7 @@
           <w:numId w:val="1"/>
         </w:numPr>
         <w:ind w:left="720" w:hanging="360"/>
+        <w:rPr/>
       </w:pPr>
       <w:r>
         <w:rPr>
@@ -3909,6 +3934,7 @@
           <w:numId w:val="1"/>
         </w:numPr>
         <w:ind w:left="720" w:hanging="360"/>
+        <w:rPr/>
       </w:pPr>
       <w:r>
         <w:rPr>
@@ -3936,7 +3962,7 @@
         <w:pStyle w:val="Heading2"/>
         <w:rPr/>
       </w:pPr>
-      <w:bookmarkStart w:colFirst="0" w:colLast="0" w:name="_dk8aqblrl1t0" w:id="13"/>
+      <w:bookmarkStart w:colFirst="0" w:colLast="0" w:name="_ftqnuqnhku8x" w:id="13"/>
       <w:bookmarkEnd w:id="13"/>
       <w:r>
         <w:rPr>
@@ -3952,6 +3978,7 @@
           <w:numId w:val="1"/>
         </w:numPr>
         <w:ind w:left="720" w:hanging="360"/>
+        <w:rPr/>
       </w:pPr>
       <w:r>
         <w:rPr>
@@ -3975,6 +4002,7 @@
           <w:numId w:val="1"/>
         </w:numPr>
         <w:ind w:left="720" w:hanging="360"/>
+        <w:rPr/>
       </w:pPr>
       <w:r>
         <w:rPr>
@@ -3998,6 +4026,7 @@
           <w:numId w:val="1"/>
         </w:numPr>
         <w:ind w:left="720" w:hanging="360"/>
+        <w:rPr/>
       </w:pPr>
       <w:r>
         <w:rPr>
@@ -4039,7 +4068,7 @@
         <w:pStyle w:val="Heading2"/>
         <w:rPr/>
       </w:pPr>
-      <w:bookmarkStart w:colFirst="0" w:colLast="0" w:name="_o6wvw3xdl687" w:id="14"/>
+      <w:bookmarkStart w:colFirst="0" w:colLast="0" w:name="_ok78omt1ofu6" w:id="14"/>
       <w:bookmarkEnd w:id="14"/>
       <w:r>
         <w:rPr>
@@ -4055,6 +4084,7 @@
           <w:numId w:val="1"/>
         </w:numPr>
         <w:ind w:left="720" w:hanging="360"/>
+        <w:rPr/>
       </w:pPr>
       <w:r>
         <w:rPr>
@@ -4091,6 +4121,7 @@
           <w:numId w:val="1"/>
         </w:numPr>
         <w:ind w:left="720" w:hanging="360"/>
+        <w:rPr/>
       </w:pPr>
       <w:r>
         <w:rPr>
@@ -4127,6 +4158,7 @@
           <w:numId w:val="1"/>
         </w:numPr>
         <w:ind w:left="720" w:hanging="360"/>
+        <w:rPr/>
       </w:pPr>
       <w:r>
         <w:rPr>
@@ -4163,6 +4195,7 @@
           <w:numId w:val="1"/>
         </w:numPr>
         <w:ind w:left="720" w:hanging="360"/>
+        <w:rPr/>
       </w:pPr>
       <w:r>
         <w:rPr>
@@ -4185,6 +4218,7 @@
           <w:numId w:val="1"/>
         </w:numPr>
         <w:ind w:left="720" w:hanging="360"/>
+        <w:rPr/>
       </w:pPr>
       <w:r>
         <w:rPr>
@@ -4221,6 +4255,7 @@
           <w:numId w:val="1"/>
         </w:numPr>
         <w:ind w:left="720" w:hanging="360"/>
+        <w:rPr/>
       </w:pPr>
       <w:r>
         <w:rPr>
@@ -4257,6 +4292,7 @@
           <w:numId w:val="1"/>
         </w:numPr>
         <w:ind w:left="720" w:hanging="360"/>
+        <w:rPr/>
       </w:pPr>
       <w:r>
         <w:rPr>
@@ -4293,6 +4329,7 @@
           <w:numId w:val="1"/>
         </w:numPr>
         <w:ind w:left="720" w:hanging="360"/>
+        <w:rPr/>
       </w:pPr>
       <w:r>
         <w:rPr>
